--- a/docs/ux/00-index.docx
+++ b/docs/ux/00-index.docx
@@ -34,9 +34,214 @@
         <w:t xml:space="preserve">Version 1.0 · 07 October 2026</w:t>
       </w:r>
     </w:p>
+    <w:tbl>
+      <w:tblPr>
+        <w:tblStyle w:val="Table"/>
+        <w:tblW w:type="pct" w:w="5000"/>
+        <w:tblLook w:firstRow="1" w:lastRow="0" w:firstColumn="0" w:lastColumn="0" w:noHBand="0" w:noVBand="0" w:val="0020"/>
+        <w:jc w:val="start"/>
+      </w:tblPr>
+      <w:tblGrid>
+        <w:gridCol w:w="1584"/>
+        <w:gridCol w:w="1584"/>
+        <w:gridCol w:w="1584"/>
+        <w:gridCol w:w="1584"/>
+        <w:gridCol w:w="1584"/>
+      </w:tblGrid>
+      <w:tr>
+        <w:trPr>
+          <w:tblHeader w:val="true"/>
+          <w:tblHeader w:val="true"/>
+        </w:trPr>
+        <w:tc>
+          <w:tcPr>
+            <w:shd w:val="clear" w:color="auto" w:fill="213368"/>
+          </w:tcPr>
+          <w:p>
+            <w:pPr>
+              <w:pStyle w:val="Compact"/>
+              <w:spacing w:before="20" w:after="20"/>
+              <w:jc w:val="left"/>
+            </w:pPr>
+            <w:r>
+              <w:rPr>
+                <w:b/>
+                <w:color w:val="FFFFFF"/>
+                <w:sz w:val="17"/>
+              </w:rPr>
+              <w:t xml:space="preserve">Document</w:t>
+            </w:r>
+          </w:p>
+        </w:tc>
+        <w:tc>
+          <w:tcPr>
+            <w:shd w:val="clear" w:color="auto" w:fill="213368"/>
+          </w:tcPr>
+          <w:p>
+            <w:pPr>
+              <w:pStyle w:val="Compact"/>
+              <w:spacing w:before="20" w:after="20"/>
+              <w:jc w:val="left"/>
+            </w:pPr>
+            <w:r>
+              <w:rPr>
+                <w:b/>
+                <w:color w:val="FFFFFF"/>
+                <w:sz w:val="17"/>
+              </w:rPr>
+              <w:t xml:space="preserve">Version</w:t>
+            </w:r>
+          </w:p>
+        </w:tc>
+        <w:tc>
+          <w:tcPr>
+            <w:shd w:val="clear" w:color="auto" w:fill="213368"/>
+          </w:tcPr>
+          <w:p>
+            <w:pPr>
+              <w:pStyle w:val="Compact"/>
+              <w:spacing w:before="20" w:after="20"/>
+              <w:jc w:val="left"/>
+            </w:pPr>
+            <w:r>
+              <w:rPr>
+                <w:b/>
+                <w:color w:val="FFFFFF"/>
+                <w:sz w:val="17"/>
+              </w:rPr>
+              <w:t xml:space="preserve">Date</w:t>
+            </w:r>
+          </w:p>
+        </w:tc>
+        <w:tc>
+          <w:tcPr>
+            <w:shd w:val="clear" w:color="auto" w:fill="213368"/>
+          </w:tcPr>
+          <w:p>
+            <w:pPr>
+              <w:pStyle w:val="Compact"/>
+              <w:spacing w:before="20" w:after="20"/>
+              <w:jc w:val="left"/>
+            </w:pPr>
+            <w:r>
+              <w:rPr>
+                <w:b/>
+                <w:color w:val="FFFFFF"/>
+                <w:sz w:val="17"/>
+              </w:rPr>
+              <w:t xml:space="preserve">Owner</w:t>
+            </w:r>
+          </w:p>
+        </w:tc>
+        <w:tc>
+          <w:tcPr>
+            <w:shd w:val="clear" w:color="auto" w:fill="213368"/>
+          </w:tcPr>
+          <w:p>
+            <w:pPr>
+              <w:pStyle w:val="Compact"/>
+              <w:spacing w:before="20" w:after="20"/>
+              <w:jc w:val="left"/>
+            </w:pPr>
+            <w:r>
+              <w:rPr>
+                <w:b/>
+                <w:color w:val="FFFFFF"/>
+                <w:sz w:val="17"/>
+              </w:rPr>
+              <w:t xml:space="preserve">Status</w:t>
+            </w:r>
+          </w:p>
+        </w:tc>
+      </w:tr>
+      <w:tr>
+        <w:tc>
+          <w:tcPr/>
+          <w:p>
+            <w:pPr>
+              <w:pStyle w:val="Compact"/>
+              <w:spacing w:before="20" w:after="20"/>
+              <w:jc w:val="left"/>
+            </w:pPr>
+            <w:r>
+              <w:rPr>
+                <w:sz w:val="17"/>
+              </w:rPr>
+              <w:t xml:space="preserve">UX Documentation Index</w:t>
+            </w:r>
+          </w:p>
+        </w:tc>
+        <w:tc>
+          <w:tcPr>
+            <w:noWrap/>
+          </w:tcPr>
+          <w:p>
+            <w:pPr>
+              <w:pStyle w:val="Compact"/>
+              <w:spacing w:before="20" w:after="20"/>
+              <w:jc w:val="left"/>
+            </w:pPr>
+            <w:r>
+              <w:rPr>
+                <w:sz w:val="17"/>
+              </w:rPr>
+              <w:t xml:space="preserve">1.0</w:t>
+            </w:r>
+          </w:p>
+        </w:tc>
+        <w:tc>
+          <w:tcPr/>
+          <w:p>
+            <w:pPr>
+              <w:pStyle w:val="Compact"/>
+              <w:spacing w:before="20" w:after="20"/>
+              <w:jc w:val="left"/>
+            </w:pPr>
+            <w:r>
+              <w:rPr>
+                <w:sz w:val="17"/>
+              </w:rPr>
+              <w:t xml:space="preserve">07 October 2026</w:t>
+            </w:r>
+          </w:p>
+        </w:tc>
+        <w:tc>
+          <w:tcPr/>
+          <w:p>
+            <w:pPr>
+              <w:pStyle w:val="Compact"/>
+              <w:spacing w:before="20" w:after="20"/>
+              <w:jc w:val="left"/>
+            </w:pPr>
+            <w:r>
+              <w:rPr>
+                <w:sz w:val="17"/>
+              </w:rPr>
+              <w:t xml:space="preserve">iorta TechNXT — UX Lead</w:t>
+            </w:r>
+          </w:p>
+        </w:tc>
+        <w:tc>
+          <w:tcPr/>
+          <w:p>
+            <w:pPr>
+              <w:pStyle w:val="Compact"/>
+              <w:spacing w:before="20" w:after="20"/>
+              <w:jc w:val="left"/>
+            </w:pPr>
+            <w:r>
+              <w:rPr>
+                <w:sz w:val="17"/>
+              </w:rPr>
+              <w:t xml:space="preserve">Issued for submission</w:t>
+            </w:r>
+          </w:p>
+        </w:tc>
+      </w:tr>
+    </w:tbl>
     <w:p>
       <w:pPr>
-        <w:pStyle w:val="FirstParagraph"/>
+        <w:pStyle w:val="BodyText"/>
       </w:pPr>
       <w:r>
         <w:t xml:space="preserve">UX documentation for the TASCO Growth Platform</w:t>
@@ -86,7 +291,7 @@
         <w:t xml:space="preserve">/</w:t>
       </w:r>
       <w:r>
-        <w:t xml:space="preserve">: sign-in with MFA, permission-filtered navigation, contextual help.</w:t>
+        <w:t xml:space="preserve">: split-screen sign-in with MFA self-enrolment (no role shortcuts), permission-filtered navigation, contextual help.</w:t>
       </w:r>
     </w:p>
     <w:p>
@@ -120,7 +325,7 @@
         <w:t xml:space="preserve">/app/</w:t>
       </w:r>
       <w:r>
-        <w:t xml:space="preserve">: cover status, confirm expiry, one-tap renewal with add-ons, VETC wallet payment, e-certificate with QR, benefits, consent centre, accident reporting, data download.</w:t>
+        <w:t xml:space="preserve">: cover status, quotes waiting for confirmation, confirm expiry, renewal in ≤ 3 taps with add-ons, VETC wallet payment, e-certificate with QR, benefits, consent centre, accident reporting, data download.</w:t>
       </w:r>
     </w:p>
     <w:p>
@@ -180,12 +385,14 @@
           <w:p>
             <w:pPr>
               <w:pStyle w:val="Compact"/>
+              <w:spacing w:before="20" w:after="20"/>
               <w:jc w:val="left"/>
             </w:pPr>
             <w:r>
               <w:rPr>
                 <w:b/>
                 <w:color w:val="FFFFFF"/>
+                <w:sz w:val="18"/>
               </w:rPr>
               <w:t xml:space="preserve">Document</w:t>
             </w:r>
@@ -198,12 +405,14 @@
           <w:p>
             <w:pPr>
               <w:pStyle w:val="Compact"/>
+              <w:spacing w:before="20" w:after="20"/>
               <w:jc w:val="left"/>
             </w:pPr>
             <w:r>
               <w:rPr>
                 <w:b/>
                 <w:color w:val="FFFFFF"/>
+                <w:sz w:val="18"/>
               </w:rPr>
               <w:t xml:space="preserve">Contents</w:t>
             </w:r>
@@ -216,6 +425,7 @@
           <w:p>
             <w:pPr>
               <w:pStyle w:val="Compact"/>
+              <w:spacing w:before="20" w:after="20"/>
               <w:jc w:val="left"/>
             </w:pPr>
             <w:hyperlink r:id="rId20">
@@ -223,7 +433,7 @@
                 <w:rPr>
                   <w:rStyle w:val="Hyperlink"/>
                 </w:rPr>
-                <w:t xml:space="preserve">design-system.md</w:t>
+                <w:t xml:space="preserve">Design System</w:t>
               </w:r>
             </w:hyperlink>
           </w:p>
@@ -233,10 +443,58 @@
           <w:p>
             <w:pPr>
               <w:pStyle w:val="Compact"/>
+              <w:spacing w:before="20" w:after="20"/>
               <w:jc w:val="left"/>
             </w:pPr>
             <w:r>
-              <w:t xml:space="preserve">Principles (consumer-grade, trust-first, low-click, mobile-first), brand (TASCO navy and teal, iorta TechNXT credit), design tokens with light and dark values, components, content style guide (Vietnamese-first, no discount wording), iconography</w:t>
+              <w:rPr>
+                <w:sz w:val="18"/>
+              </w:rPr>
+              <w:t xml:space="preserve">Principles (consumer-grade, trust-first, low-click, mobile-first), brand (TASCO navy</w:t>
+            </w:r>
+            <w:r>
+              <w:rPr>
+                <w:sz w:val="18"/>
+              </w:rPr>
+              <w:t xml:space="preserve"> </w:t>
+            </w:r>
+            <w:r>
+              <w:rPr>
+                <w:rStyle w:val="VerbatimChar"/>
+                <w:sz w:val="18"/>
+              </w:rPr>
+              <w:t xml:space="preserve">#213368</w:t>
+            </w:r>
+            <w:r>
+              <w:rPr>
+                <w:sz w:val="18"/>
+              </w:rPr>
+              <w:t xml:space="preserve"> </w:t>
+            </w:r>
+            <w:r>
+              <w:rPr>
+                <w:sz w:val="18"/>
+              </w:rPr>
+              <w:t xml:space="preserve">and teal</w:t>
+            </w:r>
+            <w:r>
+              <w:rPr>
+                <w:sz w:val="18"/>
+              </w:rPr>
+              <w:t xml:space="preserve"> </w:t>
+            </w:r>
+            <w:r>
+              <w:rPr>
+                <w:rStyle w:val="VerbatimChar"/>
+                <w:sz w:val="18"/>
+              </w:rPr>
+              <w:t xml:space="preserve">#70CAC8</w:t>
+            </w:r>
+            <w:r>
+              <w:rPr>
+                <w:sz w:val="18"/>
+              </w:rPr>
+              <w:t xml:space="preserve">, iorta TechNXT credit), design tokens with light and dark values, components including the sign-in screen, content style guide (Vietnamese-first, no discount wording), iconography</w:t>
             </w:r>
           </w:p>
         </w:tc>
@@ -247,6 +505,7 @@
           <w:p>
             <w:pPr>
               <w:pStyle w:val="Compact"/>
+              <w:spacing w:before="20" w:after="20"/>
               <w:jc w:val="left"/>
             </w:pPr>
             <w:hyperlink r:id="rId21">
@@ -254,7 +513,7 @@
                 <w:rPr>
                   <w:rStyle w:val="Hyperlink"/>
                 </w:rPr>
-                <w:t xml:space="preserve">ux-standards-and-accessibility.md</w:t>
+                <w:t xml:space="preserve">UX Standards and Accessibility</w:t>
               </w:r>
             </w:hyperlink>
           </w:p>
@@ -264,9 +523,13 @@
           <w:p>
             <w:pPr>
               <w:pStyle w:val="Compact"/>
+              <w:spacing w:before="20" w:after="20"/>
               <w:jc w:val="left"/>
             </w:pPr>
             <w:r>
+              <w:rPr>
+                <w:sz w:val="18"/>
+              </w:rPr>
               <w:t xml:space="preserve">WCAG 2.2 AA requirements and how each is applied, keyboard map, landmarks and live regions, breakpoints, performance budgets, i18n/l10n (vi/en, VND, dd/mm/yyyy), personalisation, contextual help and guided actions, error message patterns</w:t>
             </w:r>
           </w:p>
@@ -278,6 +541,7 @@
           <w:p>
             <w:pPr>
               <w:pStyle w:val="Compact"/>
+              <w:spacing w:before="20" w:after="20"/>
               <w:jc w:val="left"/>
             </w:pPr>
             <w:hyperlink r:id="rId22">
@@ -285,7 +549,7 @@
                 <w:rPr>
                   <w:rStyle w:val="Hyperlink"/>
                 </w:rPr>
-                <w:t xml:space="preserve">journey-maps-and-information-architecture.md</w:t>
+                <w:t xml:space="preserve">Journey Maps and Information Architecture</w:t>
               </w:r>
             </w:hyperlink>
           </w:p>
@@ -295,9 +559,13 @@
           <w:p>
             <w:pPr>
               <w:pStyle w:val="Compact"/>
+              <w:spacing w:before="20" w:after="20"/>
               <w:jc w:val="left"/>
             </w:pPr>
             <w:r>
+              <w:rPr>
+                <w:sz w:val="18"/>
+              </w:rPr>
               <w:t xml:space="preserve">Sitemaps for the staff console and customer app, page inventory with permissions, navigation by role, task flows with click counts, customer and staff journey maps</w:t>
             </w:r>
           </w:p>
@@ -309,6 +577,7 @@
           <w:p>
             <w:pPr>
               <w:pStyle w:val="Compact"/>
+              <w:spacing w:before="20" w:after="20"/>
               <w:jc w:val="left"/>
             </w:pPr>
             <w:hyperlink r:id="rId23">
@@ -316,7 +585,7 @@
                 <w:rPr>
                   <w:rStyle w:val="Hyperlink"/>
                 </w:rPr>
-                <w:t xml:space="preserve">usability-testing-plan.md</w:t>
+                <w:t xml:space="preserve">Usability Testing Plan</w:t>
               </w:r>
             </w:hyperlink>
           </w:p>
@@ -326,9 +595,13 @@
           <w:p>
             <w:pPr>
               <w:pStyle w:val="Compact"/>
+              <w:spacing w:before="20" w:after="20"/>
               <w:jc w:val="left"/>
             </w:pPr>
             <w:r>
+              <w:rPr>
+                <w:sz w:val="18"/>
+              </w:rPr>
               <w:t xml:space="preserve">Research questions, methods, recruitment in Hà Nội and TP.HCM, task scripts, metrics and targets (SUS, task success, time on task), iteration loop</w:t>
             </w:r>
           </w:p>
@@ -420,31 +693,7 @@
         <w:t xml:space="preserve">docs/delivery/</w:t>
       </w:r>
       <w:r>
-        <w:t xml:space="preserve">. Business personas and journey maps are in</w:t>
-      </w:r>
-      <w:r>
-        <w:t xml:space="preserve"> </w:t>
-      </w:r>
-      <w:r>
-        <w:rPr>
-          <w:rStyle w:val="VerbatimChar"/>
-        </w:rPr>
-        <w:t xml:space="preserve">docs/business/06-personas-and-journey-maps.docx</w:t>
-      </w:r>
-      <w:r>
-        <w:t xml:space="preserve">, and UI architecture decisions in</w:t>
-      </w:r>
-      <w:r>
-        <w:t xml:space="preserve"> </w:t>
-      </w:r>
-      <w:r>
-        <w:rPr>
-          <w:rStyle w:val="VerbatimChar"/>
-        </w:rPr>
-        <w:t xml:space="preserve">docs/architecture/adr/ADR-011-vanilla-spa-design-tokens.docx</w:t>
-      </w:r>
-      <w:r>
-        <w:t xml:space="preserve">.</w:t>
+        <w:t xml:space="preserve">. Business personas and journey maps are in Personas, Journey Maps and Service Blueprints (docs/business/06-personas-and-journey-maps.pdf), and UI architecture decisions in ADR-011 Vanilla JavaScript SPA with Design Tokens (docs/architecture/adr/ADR-011-vanilla-spa-design-tokens.pdf).</w:t>
       </w:r>
     </w:p>
     <w:sectPr>
@@ -470,7 +719,7 @@
     </w:pPr>
     <w:r>
       <w:rPr>
-        <w:rFonts w:ascii="Arial" w:hAnsi="Arial"/>
+        <w:rFonts w:ascii="Calibri" w:hAnsi="Calibri"/>
         <w:sz w:val="16"/>
       </w:rPr>
       <w:t xml:space="preserve">Prepared by iorta TechNXT · Confidential · Page </w:t>
@@ -515,7 +764,7 @@
     </w:pPr>
     <w:r>
       <w:rPr>
-        <w:rFonts w:ascii="Arial" w:hAnsi="Arial"/>
+        <w:rFonts w:ascii="Calibri" w:hAnsi="Calibri"/>
         <w:color w:val="213368"/>
         <w:sz w:val="16"/>
       </w:rPr>
@@ -710,9 +959,9 @@
     <w:name w:val="Normal"/>
     <w:qFormat/>
     <w:rPr>
-      <w:rFonts w:ascii="Arial" w:cs="Arial" w:eastAsia="Arial" w:hAnsi="Arial"/>
+      <w:rFonts w:ascii="Calibri" w:cs="Calibri" w:eastAsia="Calibri" w:hAnsi="Calibri"/>
       <w:color w:val="121A33"/>
-      <w:sz w:val="21"/>
+      <w:sz w:val="22"/>
     </w:rPr>
   </w:style>
   <w:style w:styleId="BodyText" w:type="paragraph">
@@ -724,9 +973,9 @@
     </w:pPr>
     <w:qFormat/>
     <w:rPr>
-      <w:rFonts w:ascii="Arial" w:cs="Arial" w:eastAsia="Arial" w:hAnsi="Arial"/>
+      <w:rFonts w:ascii="Calibri" w:cs="Calibri" w:eastAsia="Calibri" w:hAnsi="Calibri"/>
       <w:color w:val="121A33"/>
-      <w:sz w:val="21"/>
+      <w:sz w:val="22"/>
     </w:rPr>
   </w:style>
   <w:style w:customStyle="1" w:styleId="FirstParagraph" w:type="paragraph">
@@ -735,9 +984,9 @@
     <w:next w:val="BodyText"/>
     <w:qFormat/>
     <w:rPr>
-      <w:rFonts w:ascii="Arial" w:cs="Arial" w:eastAsia="Arial" w:hAnsi="Arial"/>
+      <w:rFonts w:ascii="Calibri" w:cs="Calibri" w:eastAsia="Calibri" w:hAnsi="Calibri"/>
       <w:color w:val="121A33"/>
-      <w:sz w:val="21"/>
+      <w:sz w:val="22"/>
     </w:rPr>
   </w:style>
   <w:style w:customStyle="1" w:styleId="Compact" w:type="paragraph">
@@ -748,9 +997,9 @@
       <w:spacing w:after="36" w:before="36"/>
     </w:pPr>
     <w:rPr>
-      <w:rFonts w:ascii="Arial" w:cs="Arial" w:eastAsia="Arial" w:hAnsi="Arial"/>
+      <w:rFonts w:ascii="Calibri" w:cs="Calibri" w:eastAsia="Calibri" w:hAnsi="Calibri"/>
       <w:color w:val="121A33"/>
-      <w:sz w:val="21"/>
+      <w:sz w:val="22"/>
     </w:rPr>
   </w:style>
   <w:style w:styleId="Title" w:type="paragraph">
@@ -765,11 +1014,11 @@
       <w:jc w:val="center"/>
     </w:pPr>
     <w:rPr>
-      <w:rFonts w:ascii="Arial" w:asciiTheme="majorHAnsi" w:cs="Arial" w:cstheme="majorBidi" w:eastAsia="Arial" w:eastAsiaTheme="majorEastAsia" w:hAnsi="Arial" w:hAnsiTheme="majorHAnsi"/>
+      <w:rFonts w:ascii="Calibri" w:asciiTheme="majorHAnsi" w:cs="Calibri" w:cstheme="majorBidi" w:eastAsia="Calibri" w:eastAsiaTheme="majorEastAsia" w:hAnsi="Calibri" w:hAnsiTheme="majorHAnsi"/>
       <w:b/>
       <w:bCs/>
       <w:color w:val="213368"/>
-      <w:sz w:val="48"/>
+      <w:sz w:val="52"/>
       <w:szCs w:val="36"/>
     </w:rPr>
   </w:style>
@@ -785,7 +1034,7 @@
       <w:jc w:val="center"/>
     </w:pPr>
     <w:rPr>
-      <w:rFonts w:ascii="Arial" w:cs="Arial" w:eastAsia="Arial" w:hAnsi="Arial"/>
+      <w:rFonts w:ascii="Calibri" w:cs="Calibri" w:eastAsia="Calibri" w:hAnsi="Calibri"/>
       <w:b w:val="0"/>
       <w:color w:val="0B6B66"/>
       <w:sz w:val="26"/>
@@ -1054,9 +1303,9 @@
       <w:ind w:firstLine="0" w:left="480" w:right="480"/>
     </w:pPr>
     <w:rPr>
-      <w:rFonts w:ascii="Arial" w:cs="Arial" w:eastAsia="Arial" w:hAnsi="Arial"/>
+      <w:rFonts w:ascii="Calibri" w:cs="Calibri" w:eastAsia="Calibri" w:hAnsi="Calibri"/>
       <w:color w:val="121A33"/>
-      <w:sz w:val="21"/>
+      <w:sz w:val="22"/>
     </w:rPr>
   </w:style>
   <w:style w:styleId="FootnoteText" w:type="paragraph">
@@ -1079,7 +1328,7 @@
     <w:unhideWhenUsed/>
     <w:qFormat/>
     <w:rPr>
-      <w:rFonts w:ascii="Arial" w:cs="Arial" w:eastAsia="Arial" w:hAnsi="Arial"/>
+      <w:rFonts w:ascii="Calibri" w:cs="Calibri" w:eastAsia="Calibri" w:hAnsi="Calibri"/>
       <w:sz w:val="18"/>
     </w:rPr>
     <w:tblPr>
@@ -1175,7 +1424,8 @@
     <w:basedOn w:val="BodyTextChar"/>
     <w:rPr>
       <w:rFonts w:ascii="Consolas" w:cs="Consolas" w:eastAsia="Consolas" w:hAnsi="Consolas"/>
-      <w:sz w:val="17"/>
+      <w:color w:val="2A3A6E"/>
+      <w:sz w:val="18"/>
     </w:rPr>
   </w:style>
   <w:style w:customStyle="1" w:styleId="SectionNumber" w:type="character">
